--- a/📘 Documento de Estudio.docx
+++ b/📘 Documento de Estudio.docx
@@ -111,7 +111,7 @@
     <w:p>
       <w:r>
         <w:pict w14:anchorId="2741716B">
-          <v:rect id="_x0000_i1097" style="width:0;height:1.5pt" o:hralign="center" o:hrstd="t" o:hr="t" fillcolor="#a0a0a0" stroked="f"/>
+          <v:rect id="_x0000_i1025" style="width:0;height:1.5pt" o:hralign="center" o:hrstd="t" o:hr="t" fillcolor="#a0a0a0" stroked="f"/>
         </w:pict>
       </w:r>
     </w:p>
@@ -243,7 +243,7 @@
     <w:p>
       <w:r>
         <w:pict w14:anchorId="14A8E7FF">
-          <v:rect id="_x0000_i1098" style="width:0;height:1.5pt" o:hralign="center" o:hrstd="t" o:hr="t" fillcolor="#a0a0a0" stroked="f"/>
+          <v:rect id="_x0000_i1026" style="width:0;height:1.5pt" o:hralign="center" o:hrstd="t" o:hr="t" fillcolor="#a0a0a0" stroked="f"/>
         </w:pict>
       </w:r>
     </w:p>
@@ -291,7 +291,7 @@
     <w:p>
       <w:r>
         <w:pict w14:anchorId="2ED8D81C">
-          <v:rect id="_x0000_i1099" style="width:0;height:1.5pt" o:hralign="center" o:hrstd="t" o:hr="t" fillcolor="#a0a0a0" stroked="f"/>
+          <v:rect id="_x0000_i1027" style="width:0;height:1.5pt" o:hralign="center" o:hrstd="t" o:hr="t" fillcolor="#a0a0a0" stroked="f"/>
         </w:pict>
       </w:r>
     </w:p>
@@ -371,7 +371,7 @@
     <w:p>
       <w:r>
         <w:pict w14:anchorId="4FE78609">
-          <v:rect id="_x0000_i1100" style="width:0;height:1.5pt" o:hralign="center" o:hrstd="t" o:hr="t" fillcolor="#a0a0a0" stroked="f"/>
+          <v:rect id="_x0000_i1028" style="width:0;height:1.5pt" o:hralign="center" o:hrstd="t" o:hr="t" fillcolor="#a0a0a0" stroked="f"/>
         </w:pict>
       </w:r>
     </w:p>
@@ -431,7 +431,7 @@
       <w:r>
         <w:lastRenderedPageBreak/>
         <w:pict w14:anchorId="000DD546">
-          <v:rect id="_x0000_i1101" style="width:0;height:1.5pt" o:hralign="center" o:hrstd="t" o:hr="t" fillcolor="#a0a0a0" stroked="f"/>
+          <v:rect id="_x0000_i1029" style="width:0;height:1.5pt" o:hralign="center" o:hrstd="t" o:hr="t" fillcolor="#a0a0a0" stroked="f"/>
         </w:pict>
       </w:r>
     </w:p>
@@ -527,7 +527,7 @@
     <w:p>
       <w:r>
         <w:pict w14:anchorId="2DBB9547">
-          <v:rect id="_x0000_i1102" style="width:0;height:1.5pt" o:hralign="center" o:hrstd="t" o:hr="t" fillcolor="#a0a0a0" stroked="f"/>
+          <v:rect id="_x0000_i1030" style="width:0;height:1.5pt" o:hralign="center" o:hrstd="t" o:hr="t" fillcolor="#a0a0a0" stroked="f"/>
         </w:pict>
       </w:r>
     </w:p>
@@ -578,7 +578,7 @@
     <w:p>
       <w:r>
         <w:pict w14:anchorId="105A9D23">
-          <v:rect id="_x0000_i1103" style="width:0;height:1.5pt" o:hralign="center" o:hrstd="t" o:hr="t" fillcolor="#a0a0a0" stroked="f"/>
+          <v:rect id="_x0000_i1031" style="width:0;height:1.5pt" o:hralign="center" o:hrstd="t" o:hr="t" fillcolor="#a0a0a0" stroked="f"/>
         </w:pict>
       </w:r>
     </w:p>
@@ -629,7 +629,7 @@
     <w:p>
       <w:r>
         <w:pict w14:anchorId="7F4B0EBE">
-          <v:rect id="_x0000_i1104" style="width:0;height:1.5pt" o:hralign="center" o:hrstd="t" o:hr="t" fillcolor="#a0a0a0" stroked="f"/>
+          <v:rect id="_x0000_i1032" style="width:0;height:1.5pt" o:hralign="center" o:hrstd="t" o:hr="t" fillcolor="#a0a0a0" stroked="f"/>
         </w:pict>
       </w:r>
     </w:p>
@@ -664,7 +664,7 @@
     <w:p>
       <w:r>
         <w:pict w14:anchorId="7D8196B7">
-          <v:rect id="_x0000_i1105" style="width:0;height:1.5pt" o:hralign="center" o:hrstd="t" o:hr="t" fillcolor="#a0a0a0" stroked="f"/>
+          <v:rect id="_x0000_i1033" style="width:0;height:1.5pt" o:hralign="center" o:hrstd="t" o:hr="t" fillcolor="#a0a0a0" stroked="f"/>
         </w:pict>
       </w:r>
     </w:p>
@@ -699,7 +699,7 @@
     <w:p>
       <w:r>
         <w:pict w14:anchorId="6F7FE8E2">
-          <v:rect id="_x0000_i1106" style="width:0;height:1.5pt" o:hralign="center" o:hrstd="t" o:hr="t" fillcolor="#a0a0a0" stroked="f"/>
+          <v:rect id="_x0000_i1034" style="width:0;height:1.5pt" o:hralign="center" o:hrstd="t" o:hr="t" fillcolor="#a0a0a0" stroked="f"/>
         </w:pict>
       </w:r>
     </w:p>
@@ -907,7 +907,7 @@
     <w:p>
       <w:r>
         <w:pict w14:anchorId="1916106D">
-          <v:rect id="_x0000_i1107" style="width:0;height:1.5pt" o:hralign="center" o:hrstd="t" o:hr="t" fillcolor="#a0a0a0" stroked="f"/>
+          <v:rect id="_x0000_i1035" style="width:0;height:1.5pt" o:hralign="center" o:hrstd="t" o:hr="t" fillcolor="#a0a0a0" stroked="f"/>
         </w:pict>
       </w:r>
     </w:p>
@@ -1013,10 +1013,1308 @@
       </w:r>
     </w:p>
     <w:p>
+      <w:pPr>
+        <w:rPr>
+          <w:b/>
+          <w:bCs/>
+        </w:rPr>
+      </w:pPr>
       <w:r>
         <w:t>Y eso se entrena hablando.</w:t>
       </w:r>
-    </w:p>
+      <w:r>
+        <w:br/>
+      </w:r>
+      <w:r>
+        <w:br/>
+      </w:r>
+      <w:r>
+        <w:br/>
+      </w:r>
+      <w:r>
+        <w:rPr>
+          <w:rFonts w:ascii="Segoe UI Emoji" w:hAnsi="Segoe UI Emoji" w:cs="Segoe UI Emoji"/>
+          <w:b/>
+          <w:bCs/>
+        </w:rPr>
+        <w:t>💰</w:t>
+      </w:r>
+      <w:r>
+        <w:rPr>
+          <w:b/>
+          <w:bCs/>
+        </w:rPr>
+        <w:t xml:space="preserve"> BLOQUE 2 – ARGUMENTO COMERCIAL (FORMATO ENTRENAMIENTO)</w:t>
+      </w:r>
+    </w:p>
+    <w:p>
+      <w:r>
+        <w:pict w14:anchorId="056A4D2B">
+          <v:rect id="_x0000_i1084" style="width:0;height:1.5pt" o:hralign="center" o:hrstd="t" o:hr="t" fillcolor="#a0a0a0" stroked="f"/>
+        </w:pict>
+      </w:r>
+    </w:p>
+    <w:p>
+      <w:pPr>
+        <w:rPr>
+          <w:b/>
+          <w:bCs/>
+        </w:rPr>
+      </w:pPr>
+      <w:r>
+        <w:rPr>
+          <w:b/>
+          <w:bCs/>
+        </w:rPr>
+        <w:t>1️</w:t>
+      </w:r>
+      <w:r>
+        <w:rPr>
+          <w:rFonts w:ascii="Segoe UI Symbol" w:hAnsi="Segoe UI Symbol" w:cs="Segoe UI Symbol"/>
+          <w:b/>
+          <w:bCs/>
+        </w:rPr>
+        <w:t>⃣</w:t>
+      </w:r>
+      <w:r>
+        <w:rPr>
+          <w:b/>
+          <w:bCs/>
+        </w:rPr>
+        <w:t xml:space="preserve"> Posicionamiento en el mercado</w:t>
+      </w:r>
+    </w:p>
+    <w:p>
+      <w:pPr>
+        <w:rPr>
+          <w:b/>
+          <w:bCs/>
+        </w:rPr>
+      </w:pPr>
+      <w:r>
+        <w:rPr>
+          <w:rFonts w:ascii="Segoe UI Emoji" w:hAnsi="Segoe UI Emoji" w:cs="Segoe UI Emoji"/>
+          <w:b/>
+          <w:bCs/>
+        </w:rPr>
+        <w:t>❓</w:t>
+      </w:r>
+      <w:r>
+        <w:rPr>
+          <w:b/>
+          <w:bCs/>
+        </w:rPr>
+        <w:t xml:space="preserve"> Pregunta del </w:t>
+      </w:r>
+      <w:proofErr w:type="spellStart"/>
+      <w:r>
+        <w:rPr>
+          <w:b/>
+          <w:bCs/>
+        </w:rPr>
+        <w:t>publisher</w:t>
+      </w:r>
+      <w:proofErr w:type="spellEnd"/>
+      <w:r>
+        <w:rPr>
+          <w:b/>
+          <w:bCs/>
+        </w:rPr>
+        <w:t>:</w:t>
+      </w:r>
+    </w:p>
+    <w:p>
+      <w:r>
+        <w:t>¿En qué lugar del mercado se posiciona tu juego?</w:t>
+      </w:r>
+    </w:p>
+    <w:p>
+      <w:pPr>
+        <w:rPr>
+          <w:b/>
+          <w:bCs/>
+        </w:rPr>
+      </w:pPr>
+      <w:r>
+        <w:rPr>
+          <w:rFonts w:ascii="Segoe UI Emoji" w:hAnsi="Segoe UI Emoji" w:cs="Segoe UI Emoji"/>
+          <w:b/>
+          <w:bCs/>
+        </w:rPr>
+        <w:t>🎯</w:t>
+      </w:r>
+      <w:r>
+        <w:rPr>
+          <w:b/>
+          <w:bCs/>
+        </w:rPr>
+        <w:t xml:space="preserve"> Idea central:</w:t>
+      </w:r>
+    </w:p>
+    <w:p>
+      <w:r>
+        <w:t xml:space="preserve">Nicho activo de </w:t>
+      </w:r>
+      <w:proofErr w:type="spellStart"/>
+      <w:r>
+        <w:t>action-platformers</w:t>
+      </w:r>
+      <w:proofErr w:type="spellEnd"/>
+      <w:r>
+        <w:t xml:space="preserve"> 2D centrados en dominio mecánico.</w:t>
+      </w:r>
+    </w:p>
+    <w:p>
+      <w:pPr>
+        <w:rPr>
+          <w:b/>
+          <w:bCs/>
+        </w:rPr>
+      </w:pPr>
+      <w:r>
+        <w:rPr>
+          <w:rFonts w:ascii="Segoe UI Emoji" w:hAnsi="Segoe UI Emoji" w:cs="Segoe UI Emoji"/>
+          <w:b/>
+          <w:bCs/>
+        </w:rPr>
+        <w:t>🗣️</w:t>
+      </w:r>
+      <w:r>
+        <w:rPr>
+          <w:b/>
+          <w:bCs/>
+        </w:rPr>
+        <w:t xml:space="preserve"> Texto para estudiar:</w:t>
+      </w:r>
+    </w:p>
+    <w:p>
+      <w:proofErr w:type="spellStart"/>
+      <w:r>
+        <w:t>Bonkhead</w:t>
+      </w:r>
+      <w:proofErr w:type="spellEnd"/>
+      <w:r>
+        <w:t xml:space="preserve"> se posiciona dentro del nicho activo de </w:t>
+      </w:r>
+      <w:proofErr w:type="spellStart"/>
+      <w:r>
+        <w:t>action-platformers</w:t>
+      </w:r>
+      <w:proofErr w:type="spellEnd"/>
+      <w:r>
+        <w:t xml:space="preserve"> 2D enfocados en desafío justo y dominio mecánico. Es un género que, especialmente en PC, mantiene una audiencia estable que busca experiencias exigentes pero bien diseñadas.</w:t>
+      </w:r>
+    </w:p>
+    <w:p>
+      <w:r>
+        <w:t>No compite por espectacularidad AAA, sino por coherencia estructural y claridad en la progresión. Es una propuesta contenida en escala pero sólida en ejecución, lo que la hace viable dentro de un mercado con demanda sostenida para este tipo de experiencias.</w:t>
+      </w:r>
+    </w:p>
+    <w:p>
+      <w:r>
+        <w:lastRenderedPageBreak/>
+        <w:pict w14:anchorId="5A1F0CF0">
+          <v:rect id="_x0000_i1085" style="width:0;height:1.5pt" o:hralign="center" o:hrstd="t" o:hr="t" fillcolor="#a0a0a0" stroked="f"/>
+        </w:pict>
+      </w:r>
+    </w:p>
+    <w:p>
+      <w:pPr>
+        <w:rPr>
+          <w:b/>
+          <w:bCs/>
+        </w:rPr>
+      </w:pPr>
+      <w:r>
+        <w:rPr>
+          <w:b/>
+          <w:bCs/>
+        </w:rPr>
+        <w:t>2️</w:t>
+      </w:r>
+      <w:r>
+        <w:rPr>
+          <w:rFonts w:ascii="Segoe UI Symbol" w:hAnsi="Segoe UI Symbol" w:cs="Segoe UI Symbol"/>
+          <w:b/>
+          <w:bCs/>
+        </w:rPr>
+        <w:t>⃣</w:t>
+      </w:r>
+      <w:r>
+        <w:rPr>
+          <w:b/>
+          <w:bCs/>
+        </w:rPr>
+        <w:t xml:space="preserve"> Diferencial en un mercado competitivo</w:t>
+      </w:r>
+    </w:p>
+    <w:p>
+      <w:pPr>
+        <w:rPr>
+          <w:b/>
+          <w:bCs/>
+        </w:rPr>
+      </w:pPr>
+      <w:r>
+        <w:rPr>
+          <w:rFonts w:ascii="Segoe UI Emoji" w:hAnsi="Segoe UI Emoji" w:cs="Segoe UI Emoji"/>
+          <w:b/>
+          <w:bCs/>
+        </w:rPr>
+        <w:t>❓</w:t>
+      </w:r>
+      <w:r>
+        <w:rPr>
+          <w:b/>
+          <w:bCs/>
+        </w:rPr>
+        <w:t xml:space="preserve"> Pregunta del </w:t>
+      </w:r>
+      <w:proofErr w:type="spellStart"/>
+      <w:r>
+        <w:rPr>
+          <w:b/>
+          <w:bCs/>
+        </w:rPr>
+        <w:t>publisher</w:t>
+      </w:r>
+      <w:proofErr w:type="spellEnd"/>
+      <w:r>
+        <w:rPr>
+          <w:b/>
+          <w:bCs/>
+        </w:rPr>
+        <w:t>:</w:t>
+      </w:r>
+    </w:p>
+    <w:p>
+      <w:r>
+        <w:t xml:space="preserve">El mercado está saturado de </w:t>
+      </w:r>
+      <w:proofErr w:type="spellStart"/>
+      <w:r>
+        <w:t>platformers</w:t>
+      </w:r>
+      <w:proofErr w:type="spellEnd"/>
+      <w:r>
+        <w:t xml:space="preserve"> 2D. ¿Por qué invertir en otro más?</w:t>
+      </w:r>
+    </w:p>
+    <w:p>
+      <w:pPr>
+        <w:rPr>
+          <w:b/>
+          <w:bCs/>
+        </w:rPr>
+      </w:pPr>
+      <w:r>
+        <w:rPr>
+          <w:rFonts w:ascii="Segoe UI Emoji" w:hAnsi="Segoe UI Emoji" w:cs="Segoe UI Emoji"/>
+          <w:b/>
+          <w:bCs/>
+        </w:rPr>
+        <w:t>🎯</w:t>
+      </w:r>
+      <w:r>
+        <w:rPr>
+          <w:b/>
+          <w:bCs/>
+        </w:rPr>
+        <w:t xml:space="preserve"> Idea central:</w:t>
+      </w:r>
+    </w:p>
+    <w:p>
+      <w:r>
+        <w:t>No reinvento el género, lo ejecuto con progresión basada en dominio real.</w:t>
+      </w:r>
+    </w:p>
+    <w:p>
+      <w:pPr>
+        <w:rPr>
+          <w:b/>
+          <w:bCs/>
+        </w:rPr>
+      </w:pPr>
+      <w:r>
+        <w:rPr>
+          <w:rFonts w:ascii="Segoe UI Emoji" w:hAnsi="Segoe UI Emoji" w:cs="Segoe UI Emoji"/>
+          <w:b/>
+          <w:bCs/>
+        </w:rPr>
+        <w:t>🗣️</w:t>
+      </w:r>
+      <w:r>
+        <w:rPr>
+          <w:b/>
+          <w:bCs/>
+        </w:rPr>
+        <w:t xml:space="preserve"> Texto para estudiar:</w:t>
+      </w:r>
+    </w:p>
+    <w:p>
+      <w:r>
+        <w:t xml:space="preserve">Es cierto que existe competencia, pero </w:t>
+      </w:r>
+      <w:proofErr w:type="spellStart"/>
+      <w:r>
+        <w:t>Bonkhead</w:t>
+      </w:r>
+      <w:proofErr w:type="spellEnd"/>
+      <w:r>
+        <w:t xml:space="preserve"> no busca destacarse por volumen de contenido ni por estética extrema, sino por claridad mecánica y estructura progresiva.</w:t>
+      </w:r>
+    </w:p>
+    <w:p>
+      <w:r>
+        <w:t>El diferencial es que la progresión no se basa en estadísticas ni en aumento de poder, sino en ampliación de capacidades. Cada nueva habilidad reconfigura cómo se interpreta el espacio.</w:t>
+      </w:r>
+    </w:p>
+    <w:p>
+      <w:r>
+        <w:t>La experiencia se centra en dominio real del jugador, no en acumulación numérica. Eso genera una identidad clara dentro del género.</w:t>
+      </w:r>
+    </w:p>
+    <w:p>
+      <w:r>
+        <w:pict w14:anchorId="7440345E">
+          <v:rect id="_x0000_i1086" style="width:0;height:1.5pt" o:hralign="center" o:hrstd="t" o:hr="t" fillcolor="#a0a0a0" stroked="f"/>
+        </w:pict>
+      </w:r>
+    </w:p>
+    <w:p>
+      <w:pPr>
+        <w:rPr>
+          <w:b/>
+          <w:bCs/>
+        </w:rPr>
+      </w:pPr>
+      <w:r>
+        <w:rPr>
+          <w:b/>
+          <w:bCs/>
+        </w:rPr>
+        <w:t>3️</w:t>
+      </w:r>
+      <w:r>
+        <w:rPr>
+          <w:rFonts w:ascii="Segoe UI Symbol" w:hAnsi="Segoe UI Symbol" w:cs="Segoe UI Symbol"/>
+          <w:b/>
+          <w:bCs/>
+        </w:rPr>
+        <w:t>⃣</w:t>
+      </w:r>
+      <w:r>
+        <w:rPr>
+          <w:b/>
+          <w:bCs/>
+        </w:rPr>
+        <w:t xml:space="preserve"> Público objetivo</w:t>
+      </w:r>
+    </w:p>
+    <w:p>
+      <w:pPr>
+        <w:rPr>
+          <w:b/>
+          <w:bCs/>
+        </w:rPr>
+      </w:pPr>
+      <w:r>
+        <w:rPr>
+          <w:rFonts w:ascii="Segoe UI Emoji" w:hAnsi="Segoe UI Emoji" w:cs="Segoe UI Emoji"/>
+          <w:b/>
+          <w:bCs/>
+        </w:rPr>
+        <w:t>❓</w:t>
+      </w:r>
+      <w:r>
+        <w:rPr>
+          <w:b/>
+          <w:bCs/>
+        </w:rPr>
+        <w:t xml:space="preserve"> Pregunta del </w:t>
+      </w:r>
+      <w:proofErr w:type="spellStart"/>
+      <w:r>
+        <w:rPr>
+          <w:b/>
+          <w:bCs/>
+        </w:rPr>
+        <w:t>publisher</w:t>
+      </w:r>
+      <w:proofErr w:type="spellEnd"/>
+      <w:r>
+        <w:rPr>
+          <w:b/>
+          <w:bCs/>
+        </w:rPr>
+        <w:t>:</w:t>
+      </w:r>
+    </w:p>
+    <w:p>
+      <w:r>
+        <w:t>¿Quién es tu público objetivo concreto?</w:t>
+      </w:r>
+    </w:p>
+    <w:p>
+      <w:pPr>
+        <w:rPr>
+          <w:b/>
+          <w:bCs/>
+        </w:rPr>
+      </w:pPr>
+      <w:r>
+        <w:rPr>
+          <w:rFonts w:ascii="Segoe UI Emoji" w:hAnsi="Segoe UI Emoji" w:cs="Segoe UI Emoji"/>
+          <w:b/>
+          <w:bCs/>
+        </w:rPr>
+        <w:t>🎯</w:t>
+      </w:r>
+      <w:r>
+        <w:rPr>
+          <w:b/>
+          <w:bCs/>
+        </w:rPr>
+        <w:t xml:space="preserve"> Idea central:</w:t>
+      </w:r>
+    </w:p>
+    <w:p>
+      <w:r>
+        <w:t>Adultos con poco tiempo que valoran desafío concentrado y dominio mecánico.</w:t>
+      </w:r>
+    </w:p>
+    <w:p>
+      <w:pPr>
+        <w:rPr>
+          <w:b/>
+          <w:bCs/>
+        </w:rPr>
+      </w:pPr>
+      <w:r>
+        <w:rPr>
+          <w:rFonts w:ascii="Segoe UI Emoji" w:hAnsi="Segoe UI Emoji" w:cs="Segoe UI Emoji"/>
+          <w:b/>
+          <w:bCs/>
+        </w:rPr>
+        <w:t>🗣️</w:t>
+      </w:r>
+      <w:r>
+        <w:rPr>
+          <w:b/>
+          <w:bCs/>
+        </w:rPr>
+        <w:t xml:space="preserve"> Texto para estudiar:</w:t>
+      </w:r>
+    </w:p>
+    <w:p>
+      <w:r>
+        <w:t>El público principal son jugadores adultos que crecieron con plataformas clásicas y que hoy buscan experiencias más acotadas en duración pero igualmente desafiantes.</w:t>
+      </w:r>
+    </w:p>
+    <w:p>
+      <w:r>
+        <w:t>Son personas que no disponen de largas sesiones para juegos AAA extensos, pero sí valoran experiencias intensas, estructuradas y que generen sensación de superación.</w:t>
+      </w:r>
+    </w:p>
+    <w:p>
+      <w:r>
+        <w:t xml:space="preserve">También apunta a jugadores que disfrutan mejorar rendimiento y optimizar ejecución, lo que aporta </w:t>
+      </w:r>
+      <w:proofErr w:type="spellStart"/>
+      <w:r>
+        <w:t>rejugabilidad</w:t>
+      </w:r>
+      <w:proofErr w:type="spellEnd"/>
+      <w:r>
+        <w:t xml:space="preserve"> natural.</w:t>
+      </w:r>
+    </w:p>
+    <w:p>
+      <w:r>
+        <w:pict w14:anchorId="5E25EA8A">
+          <v:rect id="_x0000_i1087" style="width:0;height:1.5pt" o:hralign="center" o:hrstd="t" o:hr="t" fillcolor="#a0a0a0" stroked="f"/>
+        </w:pict>
+      </w:r>
+    </w:p>
+    <w:p>
+      <w:pPr>
+        <w:rPr>
+          <w:b/>
+          <w:bCs/>
+        </w:rPr>
+      </w:pPr>
+      <w:r>
+        <w:rPr>
+          <w:b/>
+          <w:bCs/>
+        </w:rPr>
+        <w:t>4️</w:t>
+      </w:r>
+      <w:r>
+        <w:rPr>
+          <w:rFonts w:ascii="Segoe UI Symbol" w:hAnsi="Segoe UI Symbol" w:cs="Segoe UI Symbol"/>
+          <w:b/>
+          <w:bCs/>
+        </w:rPr>
+        <w:t>⃣</w:t>
+      </w:r>
+      <w:r>
+        <w:rPr>
+          <w:b/>
+          <w:bCs/>
+        </w:rPr>
+        <w:t xml:space="preserve"> Plataforma inicial</w:t>
+      </w:r>
+    </w:p>
+    <w:p>
+      <w:pPr>
+        <w:rPr>
+          <w:b/>
+          <w:bCs/>
+        </w:rPr>
+      </w:pPr>
+      <w:r>
+        <w:rPr>
+          <w:rFonts w:ascii="Segoe UI Emoji" w:hAnsi="Segoe UI Emoji" w:cs="Segoe UI Emoji"/>
+          <w:b/>
+          <w:bCs/>
+        </w:rPr>
+        <w:t>❓</w:t>
+      </w:r>
+      <w:r>
+        <w:rPr>
+          <w:b/>
+          <w:bCs/>
+        </w:rPr>
+        <w:t xml:space="preserve"> Pregunta del </w:t>
+      </w:r>
+      <w:proofErr w:type="spellStart"/>
+      <w:r>
+        <w:rPr>
+          <w:b/>
+          <w:bCs/>
+        </w:rPr>
+        <w:t>publisher</w:t>
+      </w:r>
+      <w:proofErr w:type="spellEnd"/>
+      <w:r>
+        <w:rPr>
+          <w:b/>
+          <w:bCs/>
+        </w:rPr>
+        <w:t>:</w:t>
+      </w:r>
+    </w:p>
+    <w:p>
+      <w:r>
+        <w:t>¿Dónde lanzarías el juego y por qué?</w:t>
+      </w:r>
+    </w:p>
+    <w:p>
+      <w:pPr>
+        <w:rPr>
+          <w:b/>
+          <w:bCs/>
+        </w:rPr>
+      </w:pPr>
+      <w:r>
+        <w:rPr>
+          <w:rFonts w:ascii="Segoe UI Emoji" w:hAnsi="Segoe UI Emoji" w:cs="Segoe UI Emoji"/>
+          <w:b/>
+          <w:bCs/>
+        </w:rPr>
+        <w:t>🎯</w:t>
+      </w:r>
+      <w:r>
+        <w:rPr>
+          <w:b/>
+          <w:bCs/>
+        </w:rPr>
+        <w:t xml:space="preserve"> Idea central:</w:t>
+      </w:r>
+    </w:p>
+    <w:p>
+      <w:r>
+        <w:t>PC primero para validar mercado con menor riesgo.</w:t>
+      </w:r>
+    </w:p>
+    <w:p>
+      <w:pPr>
+        <w:rPr>
+          <w:b/>
+          <w:bCs/>
+        </w:rPr>
+      </w:pPr>
+      <w:r>
+        <w:rPr>
+          <w:rFonts w:ascii="Segoe UI Emoji" w:hAnsi="Segoe UI Emoji" w:cs="Segoe UI Emoji"/>
+          <w:b/>
+          <w:bCs/>
+        </w:rPr>
+        <w:lastRenderedPageBreak/>
+        <w:t>🗣️</w:t>
+      </w:r>
+      <w:r>
+        <w:rPr>
+          <w:b/>
+          <w:bCs/>
+        </w:rPr>
+        <w:t xml:space="preserve"> Texto para estudiar:</w:t>
+      </w:r>
+    </w:p>
+    <w:p>
+      <w:r>
+        <w:t xml:space="preserve">La plataforma inicial sería PC, principalmente a través de </w:t>
+      </w:r>
+      <w:proofErr w:type="spellStart"/>
+      <w:r>
+        <w:t>Steam</w:t>
+      </w:r>
+      <w:proofErr w:type="spellEnd"/>
+      <w:r>
+        <w:t>. El género tiene una audiencia consolidada en ese entorno y los jugadores buscan activamente este tipo de experiencias.</w:t>
+      </w:r>
+    </w:p>
+    <w:p>
+      <w:r>
+        <w:t>Desde el punto de vista productivo, PC reduce costos de certificación y permite validar el producto con menor riesgo financiero antes de considerar expansión.</w:t>
+      </w:r>
+    </w:p>
+    <w:p>
+      <w:r>
+        <w:t xml:space="preserve">El diseño es completamente compatible tanto con teclado como con </w:t>
+      </w:r>
+      <w:proofErr w:type="spellStart"/>
+      <w:r>
+        <w:t>gamepad</w:t>
+      </w:r>
+      <w:proofErr w:type="spellEnd"/>
+      <w:r>
+        <w:t>, lo que facilita su adopción.</w:t>
+      </w:r>
+    </w:p>
+    <w:p>
+      <w:r>
+        <w:pict w14:anchorId="6FA39BA7">
+          <v:rect id="_x0000_i1088" style="width:0;height:1.5pt" o:hralign="center" o:hrstd="t" o:hr="t" fillcolor="#a0a0a0" stroked="f"/>
+        </w:pict>
+      </w:r>
+    </w:p>
+    <w:p>
+      <w:pPr>
+        <w:rPr>
+          <w:b/>
+          <w:bCs/>
+        </w:rPr>
+      </w:pPr>
+      <w:r>
+        <w:rPr>
+          <w:b/>
+          <w:bCs/>
+        </w:rPr>
+        <w:t>5️</w:t>
+      </w:r>
+      <w:r>
+        <w:rPr>
+          <w:rFonts w:ascii="Segoe UI Symbol" w:hAnsi="Segoe UI Symbol" w:cs="Segoe UI Symbol"/>
+          <w:b/>
+          <w:bCs/>
+        </w:rPr>
+        <w:t>⃣</w:t>
+      </w:r>
+      <w:r>
+        <w:rPr>
+          <w:b/>
+          <w:bCs/>
+        </w:rPr>
+        <w:t xml:space="preserve"> Expansión a consolas</w:t>
+      </w:r>
+    </w:p>
+    <w:p>
+      <w:pPr>
+        <w:rPr>
+          <w:b/>
+          <w:bCs/>
+        </w:rPr>
+      </w:pPr>
+      <w:r>
+        <w:rPr>
+          <w:rFonts w:ascii="Segoe UI Emoji" w:hAnsi="Segoe UI Emoji" w:cs="Segoe UI Emoji"/>
+          <w:b/>
+          <w:bCs/>
+        </w:rPr>
+        <w:t>❓</w:t>
+      </w:r>
+      <w:r>
+        <w:rPr>
+          <w:b/>
+          <w:bCs/>
+        </w:rPr>
+        <w:t xml:space="preserve"> Pregunta del </w:t>
+      </w:r>
+      <w:proofErr w:type="spellStart"/>
+      <w:r>
+        <w:rPr>
+          <w:b/>
+          <w:bCs/>
+        </w:rPr>
+        <w:t>publisher</w:t>
+      </w:r>
+      <w:proofErr w:type="spellEnd"/>
+      <w:r>
+        <w:rPr>
+          <w:b/>
+          <w:bCs/>
+        </w:rPr>
+        <w:t>:</w:t>
+      </w:r>
+    </w:p>
+    <w:p>
+      <w:r>
+        <w:t>Si funciona en PC, ¿lo llevarías a consolas?</w:t>
+      </w:r>
+    </w:p>
+    <w:p>
+      <w:pPr>
+        <w:rPr>
+          <w:b/>
+          <w:bCs/>
+        </w:rPr>
+      </w:pPr>
+      <w:r>
+        <w:rPr>
+          <w:rFonts w:ascii="Segoe UI Emoji" w:hAnsi="Segoe UI Emoji" w:cs="Segoe UI Emoji"/>
+          <w:b/>
+          <w:bCs/>
+        </w:rPr>
+        <w:t>🎯</w:t>
+      </w:r>
+      <w:r>
+        <w:rPr>
+          <w:b/>
+          <w:bCs/>
+        </w:rPr>
+        <w:t xml:space="preserve"> Idea central:</w:t>
+      </w:r>
+    </w:p>
+    <w:p>
+      <w:r>
+        <w:t>Expansión basada en análisis costo-beneficio.</w:t>
+      </w:r>
+    </w:p>
+    <w:p>
+      <w:pPr>
+        <w:rPr>
+          <w:b/>
+          <w:bCs/>
+        </w:rPr>
+      </w:pPr>
+      <w:r>
+        <w:rPr>
+          <w:rFonts w:ascii="Segoe UI Emoji" w:hAnsi="Segoe UI Emoji" w:cs="Segoe UI Emoji"/>
+          <w:b/>
+          <w:bCs/>
+        </w:rPr>
+        <w:t>🗣️</w:t>
+      </w:r>
+      <w:r>
+        <w:rPr>
+          <w:b/>
+          <w:bCs/>
+        </w:rPr>
+        <w:t xml:space="preserve"> Texto para estudiar:</w:t>
+      </w:r>
+    </w:p>
+    <w:p>
+      <w:r>
+        <w:t>Si el producto valida su rendimiento en PC, el siguiente paso sería evaluar adaptación a consolas, especialmente plataformas donde el género tiene buena recepción, como Nintendo Switch.</w:t>
+      </w:r>
+    </w:p>
+    <w:p>
+      <w:r>
+        <w:t>La decisión dependería de un análisis costo-beneficio concreto, considerando certificación, adaptación técnica y tamaño del público objetivo.</w:t>
+      </w:r>
+    </w:p>
+    <w:p>
+      <w:r>
+        <w:t xml:space="preserve">El núcleo del diseño no requiere cambios estructurales, ya que está pensado para funcionar naturalmente con control tipo </w:t>
+      </w:r>
+      <w:proofErr w:type="spellStart"/>
+      <w:r>
+        <w:t>gamepad</w:t>
+      </w:r>
+      <w:proofErr w:type="spellEnd"/>
+      <w:r>
+        <w:t>.</w:t>
+      </w:r>
+    </w:p>
+    <w:p>
+      <w:r>
+        <w:pict w14:anchorId="7297489B">
+          <v:rect id="_x0000_i1089" style="width:0;height:1.5pt" o:hralign="center" o:hrstd="t" o:hr="t" fillcolor="#a0a0a0" stroked="f"/>
+        </w:pict>
+      </w:r>
+    </w:p>
+    <w:p>
+      <w:pPr>
+        <w:rPr>
+          <w:b/>
+          <w:bCs/>
+        </w:rPr>
+      </w:pPr>
+      <w:r>
+        <w:rPr>
+          <w:b/>
+          <w:bCs/>
+        </w:rPr>
+        <w:t>6️</w:t>
+      </w:r>
+      <w:r>
+        <w:rPr>
+          <w:rFonts w:ascii="Segoe UI Symbol" w:hAnsi="Segoe UI Symbol" w:cs="Segoe UI Symbol"/>
+          <w:b/>
+          <w:bCs/>
+        </w:rPr>
+        <w:t>⃣</w:t>
+      </w:r>
+      <w:r>
+        <w:rPr>
+          <w:b/>
+          <w:bCs/>
+        </w:rPr>
+        <w:t xml:space="preserve"> Escalabilidad</w:t>
+      </w:r>
+    </w:p>
+    <w:p>
+      <w:pPr>
+        <w:rPr>
+          <w:b/>
+          <w:bCs/>
+        </w:rPr>
+      </w:pPr>
+      <w:r>
+        <w:rPr>
+          <w:rFonts w:ascii="Segoe UI Emoji" w:hAnsi="Segoe UI Emoji" w:cs="Segoe UI Emoji"/>
+          <w:b/>
+          <w:bCs/>
+        </w:rPr>
+        <w:t>❓</w:t>
+      </w:r>
+      <w:r>
+        <w:rPr>
+          <w:b/>
+          <w:bCs/>
+        </w:rPr>
+        <w:t xml:space="preserve"> Pregunta del </w:t>
+      </w:r>
+      <w:proofErr w:type="spellStart"/>
+      <w:r>
+        <w:rPr>
+          <w:b/>
+          <w:bCs/>
+        </w:rPr>
+        <w:t>publisher</w:t>
+      </w:r>
+      <w:proofErr w:type="spellEnd"/>
+      <w:r>
+        <w:rPr>
+          <w:b/>
+          <w:bCs/>
+        </w:rPr>
+        <w:t>:</w:t>
+      </w:r>
+    </w:p>
+    <w:p>
+      <w:r>
+        <w:t>¿Cómo crecería el proyecto a largo plazo?</w:t>
+      </w:r>
+    </w:p>
+    <w:p>
+      <w:pPr>
+        <w:rPr>
+          <w:b/>
+          <w:bCs/>
+        </w:rPr>
+      </w:pPr>
+      <w:r>
+        <w:rPr>
+          <w:rFonts w:ascii="Segoe UI Emoji" w:hAnsi="Segoe UI Emoji" w:cs="Segoe UI Emoji"/>
+          <w:b/>
+          <w:bCs/>
+        </w:rPr>
+        <w:t>🎯</w:t>
+      </w:r>
+      <w:r>
+        <w:rPr>
+          <w:b/>
+          <w:bCs/>
+        </w:rPr>
+        <w:t xml:space="preserve"> Idea central:</w:t>
+      </w:r>
+    </w:p>
+    <w:p>
+      <w:r>
+        <w:t>Crecimiento en complejidad sistémica, no solo en contenido.</w:t>
+      </w:r>
+    </w:p>
+    <w:p>
+      <w:pPr>
+        <w:rPr>
+          <w:b/>
+          <w:bCs/>
+        </w:rPr>
+      </w:pPr>
+      <w:r>
+        <w:rPr>
+          <w:rFonts w:ascii="Segoe UI Emoji" w:hAnsi="Segoe UI Emoji" w:cs="Segoe UI Emoji"/>
+          <w:b/>
+          <w:bCs/>
+        </w:rPr>
+        <w:t>🗣️</w:t>
+      </w:r>
+      <w:r>
+        <w:rPr>
+          <w:b/>
+          <w:bCs/>
+        </w:rPr>
+        <w:t xml:space="preserve"> Texto para estudiar:</w:t>
+      </w:r>
+    </w:p>
+    <w:p>
+      <w:r>
+        <w:t xml:space="preserve">El vertical </w:t>
+      </w:r>
+      <w:proofErr w:type="spellStart"/>
+      <w:r>
+        <w:t>slice</w:t>
+      </w:r>
+      <w:proofErr w:type="spellEnd"/>
+      <w:r>
+        <w:t xml:space="preserve"> demuestra el modelo central de diseño: progresión por dominio e integración de habilidades.</w:t>
+      </w:r>
+    </w:p>
+    <w:p>
+      <w:r>
+        <w:t>En una versión completa no cambiaría la filosofía, sino que expandiría el sistema mediante nuevas combinaciones mecánicas, mayor variedad de enemigos y entornos que recontextualicen habilidades existentes.</w:t>
+      </w:r>
+    </w:p>
+    <w:p>
+      <w:r>
+        <w:t>El crecimiento del juego sería en profundidad y complejidad, no únicamente en cantidad de niveles.</w:t>
+      </w:r>
+    </w:p>
+    <w:p>
+      <w:r>
+        <w:lastRenderedPageBreak/>
+        <w:pict w14:anchorId="30C954BA">
+          <v:rect id="_x0000_i1090" style="width:0;height:1.5pt" o:hralign="center" o:hrstd="t" o:hr="t" fillcolor="#a0a0a0" stroked="f"/>
+        </w:pict>
+      </w:r>
+    </w:p>
+    <w:p>
+      <w:pPr>
+        <w:rPr>
+          <w:b/>
+          <w:bCs/>
+        </w:rPr>
+      </w:pPr>
+      <w:r>
+        <w:rPr>
+          <w:b/>
+          <w:bCs/>
+        </w:rPr>
+        <w:t>7️</w:t>
+      </w:r>
+      <w:r>
+        <w:rPr>
+          <w:rFonts w:ascii="Segoe UI Symbol" w:hAnsi="Segoe UI Symbol" w:cs="Segoe UI Symbol"/>
+          <w:b/>
+          <w:bCs/>
+        </w:rPr>
+        <w:t>⃣</w:t>
+      </w:r>
+      <w:r>
+        <w:rPr>
+          <w:b/>
+          <w:bCs/>
+        </w:rPr>
+        <w:t xml:space="preserve"> Invertir en vos</w:t>
+      </w:r>
+    </w:p>
+    <w:p>
+      <w:pPr>
+        <w:rPr>
+          <w:b/>
+          <w:bCs/>
+        </w:rPr>
+      </w:pPr>
+      <w:r>
+        <w:rPr>
+          <w:rFonts w:ascii="Segoe UI Emoji" w:hAnsi="Segoe UI Emoji" w:cs="Segoe UI Emoji"/>
+          <w:b/>
+          <w:bCs/>
+        </w:rPr>
+        <w:t>❓</w:t>
+      </w:r>
+      <w:r>
+        <w:rPr>
+          <w:b/>
+          <w:bCs/>
+        </w:rPr>
+        <w:t xml:space="preserve"> Pregunta del </w:t>
+      </w:r>
+      <w:proofErr w:type="spellStart"/>
+      <w:r>
+        <w:rPr>
+          <w:b/>
+          <w:bCs/>
+        </w:rPr>
+        <w:t>publisher</w:t>
+      </w:r>
+      <w:proofErr w:type="spellEnd"/>
+      <w:r>
+        <w:rPr>
+          <w:b/>
+          <w:bCs/>
+        </w:rPr>
+        <w:t>:</w:t>
+      </w:r>
+    </w:p>
+    <w:p>
+      <w:r>
+        <w:t>¿Por qué invertir en vos como desarrollador?</w:t>
+      </w:r>
+    </w:p>
+    <w:p>
+      <w:pPr>
+        <w:rPr>
+          <w:b/>
+          <w:bCs/>
+        </w:rPr>
+      </w:pPr>
+      <w:r>
+        <w:rPr>
+          <w:rFonts w:ascii="Segoe UI Emoji" w:hAnsi="Segoe UI Emoji" w:cs="Segoe UI Emoji"/>
+          <w:b/>
+          <w:bCs/>
+        </w:rPr>
+        <w:t>🎯</w:t>
+      </w:r>
+      <w:r>
+        <w:rPr>
+          <w:b/>
+          <w:bCs/>
+        </w:rPr>
+        <w:t xml:space="preserve"> Idea central:</w:t>
+      </w:r>
+    </w:p>
+    <w:p>
+      <w:r>
+        <w:t>Ejecución realista, resiliencia y apertura a iteración.</w:t>
+      </w:r>
+    </w:p>
+    <w:p>
+      <w:pPr>
+        <w:rPr>
+          <w:b/>
+          <w:bCs/>
+        </w:rPr>
+      </w:pPr>
+      <w:r>
+        <w:rPr>
+          <w:rFonts w:ascii="Segoe UI Emoji" w:hAnsi="Segoe UI Emoji" w:cs="Segoe UI Emoji"/>
+          <w:b/>
+          <w:bCs/>
+        </w:rPr>
+        <w:t>🗣️</w:t>
+      </w:r>
+      <w:r>
+        <w:rPr>
+          <w:b/>
+          <w:bCs/>
+        </w:rPr>
+        <w:t xml:space="preserve"> Texto para estudiar:</w:t>
+      </w:r>
+    </w:p>
+    <w:p>
+      <w:r>
+        <w:t>Invertir en este proyecto es apostar por un desarrollador que entiende el alcance del producto y trabaja con límites claros.</w:t>
+      </w:r>
+    </w:p>
+    <w:p>
+      <w:r>
+        <w:t>Durante el desarrollo enfrenté desafíos técnicos y de diseño que requirieron iteración constante y ajustes progresivos, lo que demuestra capacidad de ejecución real.</w:t>
+      </w:r>
+    </w:p>
+    <w:p>
+      <w:r>
+        <w:t xml:space="preserve">Además, valoro el </w:t>
+      </w:r>
+      <w:proofErr w:type="spellStart"/>
+      <w:r>
+        <w:t>feedback</w:t>
+      </w:r>
+      <w:proofErr w:type="spellEnd"/>
+      <w:r>
+        <w:t xml:space="preserve"> externo y el trabajo colaborativo, lo que reduce riesgos creativos y mejora la calidad final del producto.</w:t>
+      </w:r>
+    </w:p>
+    <w:p>
+      <w:r>
+        <w:t>Mi enfoque es estratégico y controlado, no desmedido.</w:t>
+      </w:r>
+    </w:p>
+    <w:p>
+      <w:r>
+        <w:pict w14:anchorId="36C42522">
+          <v:rect id="_x0000_i1091" style="width:0;height:1.5pt" o:hralign="center" o:hrstd="t" o:hr="t" fillcolor="#a0a0a0" stroked="f"/>
+        </w:pict>
+      </w:r>
+    </w:p>
+    <w:p>
+      <w:pPr>
+        <w:rPr>
+          <w:b/>
+          <w:bCs/>
+        </w:rPr>
+      </w:pPr>
+      <w:r>
+        <w:rPr>
+          <w:rFonts w:ascii="Segoe UI Emoji" w:hAnsi="Segoe UI Emoji" w:cs="Segoe UI Emoji"/>
+          <w:b/>
+          <w:bCs/>
+        </w:rPr>
+        <w:t>🧠</w:t>
+      </w:r>
+      <w:r>
+        <w:rPr>
+          <w:b/>
+          <w:bCs/>
+        </w:rPr>
+        <w:t xml:space="preserve"> Cómo estudiar este bloque correctamente</w:t>
+      </w:r>
+    </w:p>
+    <w:p>
+      <w:r>
+        <w:t>No memorices palabra por palabra.</w:t>
+      </w:r>
+    </w:p>
+    <w:p>
+      <w:proofErr w:type="spellStart"/>
+      <w:r>
+        <w:t>Memorizá</w:t>
+      </w:r>
+      <w:proofErr w:type="spellEnd"/>
+      <w:r>
+        <w:t xml:space="preserve"> las ideas centrales:</w:t>
+      </w:r>
+    </w:p>
+    <w:p>
+      <w:pPr>
+        <w:numPr>
+          <w:ilvl w:val="0"/>
+          <w:numId w:val="5"/>
+        </w:numPr>
+      </w:pPr>
+      <w:r>
+        <w:t>Nicho activo</w:t>
+      </w:r>
+    </w:p>
+    <w:p>
+      <w:pPr>
+        <w:numPr>
+          <w:ilvl w:val="0"/>
+          <w:numId w:val="5"/>
+        </w:numPr>
+      </w:pPr>
+      <w:r>
+        <w:t>Dominio &gt; poder</w:t>
+      </w:r>
+    </w:p>
+    <w:p>
+      <w:pPr>
+        <w:numPr>
+          <w:ilvl w:val="0"/>
+          <w:numId w:val="5"/>
+        </w:numPr>
+      </w:pPr>
+      <w:r>
+        <w:t>Público adulto con poco tiempo</w:t>
+      </w:r>
+    </w:p>
+    <w:p>
+      <w:pPr>
+        <w:numPr>
+          <w:ilvl w:val="0"/>
+          <w:numId w:val="5"/>
+        </w:numPr>
+      </w:pPr>
+      <w:r>
+        <w:t>PC como validación</w:t>
+      </w:r>
+    </w:p>
+    <w:p>
+      <w:pPr>
+        <w:numPr>
+          <w:ilvl w:val="0"/>
+          <w:numId w:val="5"/>
+        </w:numPr>
+      </w:pPr>
+      <w:r>
+        <w:t>Expansión basada en datos</w:t>
+      </w:r>
+    </w:p>
+    <w:p>
+      <w:pPr>
+        <w:numPr>
+          <w:ilvl w:val="0"/>
+          <w:numId w:val="5"/>
+        </w:numPr>
+      </w:pPr>
+      <w:r>
+        <w:t>Escalabilidad sistémica</w:t>
+      </w:r>
+    </w:p>
+    <w:p>
+      <w:pPr>
+        <w:numPr>
+          <w:ilvl w:val="0"/>
+          <w:numId w:val="5"/>
+        </w:numPr>
+      </w:pPr>
+      <w:r>
+        <w:t>Ejecución realista</w:t>
+      </w:r>
+    </w:p>
+    <w:p>
+      <w:r>
+        <w:t>Si te hacen cualquier pregunta comercial,</w:t>
+      </w:r>
+      <w:r>
+        <w:br/>
+      </w:r>
+      <w:proofErr w:type="spellStart"/>
+      <w:r>
+        <w:t>buscá</w:t>
+      </w:r>
+      <w:proofErr w:type="spellEnd"/>
+      <w:r>
+        <w:t xml:space="preserve"> mentalmente la idea central</w:t>
+      </w:r>
+      <w:r>
+        <w:br/>
+        <w:t xml:space="preserve">y </w:t>
+      </w:r>
+      <w:proofErr w:type="spellStart"/>
+      <w:r>
+        <w:t>desarrollala</w:t>
+      </w:r>
+      <w:proofErr w:type="spellEnd"/>
+      <w:r>
+        <w:t xml:space="preserve"> con tus palabras.</w:t>
+      </w:r>
+    </w:p>
+    <w:p/>
     <w:sectPr>
       <w:pgSz w:w="11906" w:h="16838"/>
       <w:pgMar w:top="720" w:right="720" w:bottom="720" w:left="720" w:header="708" w:footer="708" w:gutter="0"/>
@@ -1553,6 +2851,155 @@
       </w:pPr>
     </w:lvl>
   </w:abstractNum>
+  <w:abstractNum w:abstractNumId="4" w15:restartNumberingAfterBreak="0">
+    <w:nsid w:val="75F46F09"/>
+    <w:multiLevelType w:val="multilevel"/>
+    <w:tmpl w:val="087498AA"/>
+    <w:lvl w:ilvl="0">
+      <w:start w:val="1"/>
+      <w:numFmt w:val="bullet"/>
+      <w:lvlText w:val=""/>
+      <w:lvlJc w:val="left"/>
+      <w:pPr>
+        <w:tabs>
+          <w:tab w:val="num" w:pos="720"/>
+        </w:tabs>
+        <w:ind w:left="720" w:hanging="360"/>
+      </w:pPr>
+      <w:rPr>
+        <w:rFonts w:ascii="Symbol" w:hAnsi="Symbol" w:hint="default"/>
+        <w:sz w:val="20"/>
+      </w:rPr>
+    </w:lvl>
+    <w:lvl w:ilvl="1" w:tentative="1">
+      <w:start w:val="1"/>
+      <w:numFmt w:val="bullet"/>
+      <w:lvlText w:val="o"/>
+      <w:lvlJc w:val="left"/>
+      <w:pPr>
+        <w:tabs>
+          <w:tab w:val="num" w:pos="1440"/>
+        </w:tabs>
+        <w:ind w:left="1440" w:hanging="360"/>
+      </w:pPr>
+      <w:rPr>
+        <w:rFonts w:ascii="Courier New" w:hAnsi="Courier New" w:hint="default"/>
+        <w:sz w:val="20"/>
+      </w:rPr>
+    </w:lvl>
+    <w:lvl w:ilvl="2" w:tentative="1">
+      <w:start w:val="1"/>
+      <w:numFmt w:val="bullet"/>
+      <w:lvlText w:val=""/>
+      <w:lvlJc w:val="left"/>
+      <w:pPr>
+        <w:tabs>
+          <w:tab w:val="num" w:pos="2160"/>
+        </w:tabs>
+        <w:ind w:left="2160" w:hanging="360"/>
+      </w:pPr>
+      <w:rPr>
+        <w:rFonts w:ascii="Wingdings" w:hAnsi="Wingdings" w:hint="default"/>
+        <w:sz w:val="20"/>
+      </w:rPr>
+    </w:lvl>
+    <w:lvl w:ilvl="3" w:tentative="1">
+      <w:start w:val="1"/>
+      <w:numFmt w:val="bullet"/>
+      <w:lvlText w:val=""/>
+      <w:lvlJc w:val="left"/>
+      <w:pPr>
+        <w:tabs>
+          <w:tab w:val="num" w:pos="2880"/>
+        </w:tabs>
+        <w:ind w:left="2880" w:hanging="360"/>
+      </w:pPr>
+      <w:rPr>
+        <w:rFonts w:ascii="Wingdings" w:hAnsi="Wingdings" w:hint="default"/>
+        <w:sz w:val="20"/>
+      </w:rPr>
+    </w:lvl>
+    <w:lvl w:ilvl="4" w:tentative="1">
+      <w:start w:val="1"/>
+      <w:numFmt w:val="bullet"/>
+      <w:lvlText w:val=""/>
+      <w:lvlJc w:val="left"/>
+      <w:pPr>
+        <w:tabs>
+          <w:tab w:val="num" w:pos="3600"/>
+        </w:tabs>
+        <w:ind w:left="3600" w:hanging="360"/>
+      </w:pPr>
+      <w:rPr>
+        <w:rFonts w:ascii="Wingdings" w:hAnsi="Wingdings" w:hint="default"/>
+        <w:sz w:val="20"/>
+      </w:rPr>
+    </w:lvl>
+    <w:lvl w:ilvl="5" w:tentative="1">
+      <w:start w:val="1"/>
+      <w:numFmt w:val="bullet"/>
+      <w:lvlText w:val=""/>
+      <w:lvlJc w:val="left"/>
+      <w:pPr>
+        <w:tabs>
+          <w:tab w:val="num" w:pos="4320"/>
+        </w:tabs>
+        <w:ind w:left="4320" w:hanging="360"/>
+      </w:pPr>
+      <w:rPr>
+        <w:rFonts w:ascii="Wingdings" w:hAnsi="Wingdings" w:hint="default"/>
+        <w:sz w:val="20"/>
+      </w:rPr>
+    </w:lvl>
+    <w:lvl w:ilvl="6" w:tentative="1">
+      <w:start w:val="1"/>
+      <w:numFmt w:val="bullet"/>
+      <w:lvlText w:val=""/>
+      <w:lvlJc w:val="left"/>
+      <w:pPr>
+        <w:tabs>
+          <w:tab w:val="num" w:pos="5040"/>
+        </w:tabs>
+        <w:ind w:left="5040" w:hanging="360"/>
+      </w:pPr>
+      <w:rPr>
+        <w:rFonts w:ascii="Wingdings" w:hAnsi="Wingdings" w:hint="default"/>
+        <w:sz w:val="20"/>
+      </w:rPr>
+    </w:lvl>
+    <w:lvl w:ilvl="7" w:tentative="1">
+      <w:start w:val="1"/>
+      <w:numFmt w:val="bullet"/>
+      <w:lvlText w:val=""/>
+      <w:lvlJc w:val="left"/>
+      <w:pPr>
+        <w:tabs>
+          <w:tab w:val="num" w:pos="5760"/>
+        </w:tabs>
+        <w:ind w:left="5760" w:hanging="360"/>
+      </w:pPr>
+      <w:rPr>
+        <w:rFonts w:ascii="Wingdings" w:hAnsi="Wingdings" w:hint="default"/>
+        <w:sz w:val="20"/>
+      </w:rPr>
+    </w:lvl>
+    <w:lvl w:ilvl="8" w:tentative="1">
+      <w:start w:val="1"/>
+      <w:numFmt w:val="bullet"/>
+      <w:lvlText w:val=""/>
+      <w:lvlJc w:val="left"/>
+      <w:pPr>
+        <w:tabs>
+          <w:tab w:val="num" w:pos="6480"/>
+        </w:tabs>
+        <w:ind w:left="6480" w:hanging="360"/>
+      </w:pPr>
+      <w:rPr>
+        <w:rFonts w:ascii="Wingdings" w:hAnsi="Wingdings" w:hint="default"/>
+        <w:sz w:val="20"/>
+      </w:rPr>
+    </w:lvl>
+  </w:abstractNum>
   <w:num w:numId="1" w16cid:durableId="575362895">
     <w:abstractNumId w:val="0"/>
   </w:num>
@@ -1564,6 +3011,9 @@
   </w:num>
   <w:num w:numId="4" w16cid:durableId="521821493">
     <w:abstractNumId w:val="3"/>
+  </w:num>
+  <w:num w:numId="5" w16cid:durableId="823743288">
+    <w:abstractNumId w:val="4"/>
   </w:num>
 </w:numbering>
 </file>
